--- a/learning_files/tech specs.docx
+++ b/learning_files/tech specs.docx
@@ -2126,15 +2126,7 @@
           <w:sz w:val="28"/>
           <w:szCs w:val="28"/>
         </w:rPr>
-        <w:t>(Admin</w:t>
-      </w:r>
-      <w:r>
-        <w:rPr>
-          <w:rStyle w:val="Strong"/>
-          <w:sz w:val="28"/>
-          <w:szCs w:val="28"/>
-        </w:rPr>
-        <w:t>)</w:t>
+        <w:t>(Admin)</w:t>
       </w:r>
       <w:r>
         <w:rPr>
@@ -2646,8 +2638,10 @@
           <w:sz w:val="28"/>
           <w:szCs w:val="28"/>
         </w:rPr>
-        <w:t>related</w:t>
-      </w:r>
+        <w:t>makes</w:t>
+      </w:r>
+      <w:bookmarkStart w:id="0" w:name="_GoBack"/>
+      <w:bookmarkEnd w:id="0"/>
       <w:r>
         <w:rPr>
           <w:sz w:val="28"/>
@@ -3982,8 +3976,6 @@
         </w:rPr>
         <w:t>/Rejected</w:t>
       </w:r>
-      <w:bookmarkStart w:id="0" w:name="_GoBack"/>
-      <w:bookmarkEnd w:id="0"/>
       <w:r>
         <w:rPr>
           <w:rFonts w:ascii="Times New Roman" w:eastAsia="Times New Roman" w:hAnsi="Times New Roman" w:cs="Times New Roman"/>
